--- a/t38_s3.docx
+++ b/t38_s3.docx
@@ -3,2348 +3,998 @@
 <w:document xmlns:wpc="http://schemas.microsoft.com/office/word/2010/wordprocessingCanvas" xmlns:mo="http://schemas.microsoft.com/office/mac/office/2008/main" xmlns:mc="http://schemas.openxmlformats.org/markup-compatibility/2006" xmlns:mv="urn:schemas-microsoft-com:mac:vml" xmlns:o="urn:schemas-microsoft-com:office:office" xmlns:r="http://schemas.openxmlformats.org/officeDocument/2006/relationships" xmlns:m="http://schemas.openxmlformats.org/officeDocument/2006/math" xmlns:v="urn:schemas-microsoft-com:vml" xmlns:wp14="http://schemas.microsoft.com/office/word/2010/wordprocessingDrawing" xmlns:wp="http://schemas.openxmlformats.org/drawingml/2006/wordprocessingDrawing" xmlns:w10="urn:schemas-microsoft-com:office:word" xmlns:w="http://schemas.openxmlformats.org/wordprocessingml/2006/main" xmlns:w14="http://schemas.microsoft.com/office/word/2010/wordml" xmlns:wpg="http://schemas.microsoft.com/office/word/2010/wordprocessingGroup" xmlns:wpi="http://schemas.microsoft.com/office/word/2010/wordprocessingInk" xmlns:wne="http://schemas.microsoft.com/office/word/2006/wordml" xmlns:wps="http://schemas.microsoft.com/office/word/2010/wordprocessingShape" mc:Ignorable="w14 wp14">
   <w:body>
     <w:p>
-      <w:pPr>
-        <w:spacing w:after="40" w:before="120"/>
-      </w:pPr>
       <w:r>
-        <w:rPr>
-          <w:b w:val="0"/>
-          <w:i w:val="0"/>
-          <w:sz w:val="22"/>
-        </w:rPr>
-        <w:t>Question: A client with hypothyroidism is lethargic, has cold intolerance, bradycardia, and weight gain. Which nursing intervention is the priority?</w:t>
+        <w:t xml:space="preserve">Question: Hepatitis A is transmitted mainly through:</w:t>
       </w:r>
     </w:p>
     <w:p>
-      <w:pPr>
-        <w:spacing w:after="0" w:before="0"/>
-      </w:pPr>
       <w:r>
-        <w:rPr>
-          <w:b w:val="0"/>
-          <w:i w:val="0"/>
-          <w:sz w:val="22"/>
-        </w:rPr>
-        <w:t>(a) Maintain warmth with extra blankets and monitor vital signs closely</w:t>
+        <w:t xml:space="preserve">(a) Blood transfusion</w:t>
       </w:r>
     </w:p>
     <w:p>
-      <w:pPr>
-        <w:spacing w:after="0" w:before="0"/>
-      </w:pPr>
       <w:r>
-        <w:rPr>
-          <w:b w:val="0"/>
-          <w:i w:val="0"/>
-          <w:sz w:val="22"/>
-        </w:rPr>
-        <w:t>(b) Encourage vigorous exercise to increase metabolism</w:t>
+        <w:t xml:space="preserve">(b) Fecal-oral route</w:t>
       </w:r>
     </w:p>
     <w:p>
-      <w:pPr>
-        <w:spacing w:after="0" w:before="0"/>
-      </w:pPr>
       <w:r>
-        <w:rPr>
-          <w:b w:val="0"/>
-          <w:i w:val="0"/>
-          <w:sz w:val="22"/>
-        </w:rPr>
-        <w:t>(c) Restrict fluids to prevent oedema</w:t>
+        <w:t xml:space="preserve">(c) Sexual contact only</w:t>
       </w:r>
     </w:p>
     <w:p>
-      <w:pPr>
-        <w:spacing w:after="0" w:before="0"/>
-      </w:pPr>
       <w:r>
-        <w:rPr>
-          <w:b w:val="0"/>
-          <w:i w:val="0"/>
-          <w:sz w:val="22"/>
-        </w:rPr>
-        <w:t>(d) Administer aspirin for joint pain</w:t>
+        <w:t xml:space="preserve">(d) Mosquito bite</w:t>
       </w:r>
     </w:p>
     <w:p>
-      <w:pPr>
-        <w:spacing w:after="0" w:before="40"/>
-      </w:pPr>
       <w:r>
-        <w:rPr>
-          <w:b/>
-          <w:i w:val="0"/>
-          <w:sz w:val="22"/>
-        </w:rPr>
-        <w:t>Answer: a</w:t>
+        <w:t xml:space="preserve">Answer: b</w:t>
       </w:r>
     </w:p>
     <w:p>
-      <w:pPr>
-        <w:spacing w:after="0" w:before="0"/>
-      </w:pPr>
       <w:r>
-        <w:rPr>
-          <w:b w:val="0"/>
-          <w:i w:val="0"/>
-          <w:sz w:val="21"/>
-        </w:rPr>
-        <w:t>Solution: In hypothyroidism (myxoedema), the priority is maintaining warmth and monitoring vital signs, watching for progression to myxoedema coma with hypothermia and decreased consciousness. Vigorous exercise (b) is unsafe, and aspirin (d) increases free thyroid hormone levels, worsening symptoms.</w:t>
+        <w:t xml:space="preserve">Solution: Hepatitis A spreads by the fecal-oral route through contaminated food, water, and hands; hepatitis B and C spread through blood and body fluids.</w:t>
       </w:r>
     </w:p>
     <w:p>
-      <w:pPr>
-        <w:spacing w:after="0" w:before="0"/>
-      </w:pPr>
       <w:r>
-        <w:rPr>
-          <w:b w:val="0"/>
-          <w:i w:val="0"/>
-          <w:sz w:val="20"/>
-        </w:rPr>
-        <w:t>Positive Marks: 1</w:t>
+        <w:t xml:space="preserve">Positive Marks: 1</w:t>
       </w:r>
     </w:p>
     <w:p>
-      <w:pPr>
-        <w:spacing w:after="160" w:before="0"/>
-      </w:pPr>
       <w:r>
-        <w:rPr>
-          <w:b w:val="0"/>
-          <w:i w:val="0"/>
-          <w:sz w:val="20"/>
-        </w:rPr>
-        <w:t>Negative Marks: 0.25</w:t>
+        <w:t xml:space="preserve">Negative Marks: 0.25</w:t>
       </w:r>
     </w:p>
     <w:p>
-      <w:pPr>
-        <w:spacing w:after="40" w:before="120"/>
-      </w:pPr>
       <w:r>
-        <w:rPr>
-          <w:b w:val="0"/>
-          <w:i w:val="0"/>
-          <w:sz w:val="22"/>
-        </w:rPr>
-        <w:t>Question: A client has enlargement of the hands, feet, and facial features along with headache and visual field defects. Which condition is most consistent?</w:t>
+        <w:t xml:space="preserve"/>
       </w:r>
     </w:p>
     <w:p>
-      <w:pPr>
-        <w:spacing w:after="0" w:before="0"/>
-      </w:pPr>
       <w:r>
-        <w:rPr>
-          <w:b w:val="0"/>
-          <w:i w:val="0"/>
-          <w:sz w:val="22"/>
-        </w:rPr>
-        <w:t>(a) Acromegaly</w:t>
+        <w:t xml:space="preserve">Question: The ideal temperature of an enema solution for an adult is:</w:t>
       </w:r>
     </w:p>
     <w:p>
-      <w:pPr>
-        <w:spacing w:after="0" w:before="0"/>
-      </w:pPr>
       <w:r>
-        <w:rPr>
-          <w:b w:val="0"/>
-          <w:i w:val="0"/>
-          <w:sz w:val="22"/>
-        </w:rPr>
-        <w:t>(b) Cushing syndrome</w:t>
+        <w:t xml:space="preserve">(a) 20-25 degrees C</w:t>
       </w:r>
     </w:p>
     <w:p>
-      <w:pPr>
-        <w:spacing w:after="0" w:before="0"/>
-      </w:pPr>
       <w:r>
-        <w:rPr>
-          <w:b w:val="0"/>
-          <w:i w:val="0"/>
-          <w:sz w:val="22"/>
-        </w:rPr>
-        <w:t>(c) Hyperthyroidism</w:t>
+        <w:t xml:space="preserve">(b) 10-15 degrees C</w:t>
       </w:r>
     </w:p>
     <w:p>
-      <w:pPr>
-        <w:spacing w:after="0" w:before="0"/>
-      </w:pPr>
       <w:r>
-        <w:rPr>
-          <w:b w:val="0"/>
-          <w:i w:val="0"/>
-          <w:sz w:val="22"/>
-        </w:rPr>
-        <w:t>(d) Addison disease</w:t>
+        <w:t xml:space="preserve">(c) 37-41 degrees C (body temperature)</w:t>
       </w:r>
     </w:p>
     <w:p>
-      <w:pPr>
-        <w:spacing w:after="0" w:before="40"/>
-      </w:pPr>
       <w:r>
-        <w:rPr>
-          <w:b/>
-          <w:i w:val="0"/>
-          <w:sz w:val="22"/>
-        </w:rPr>
-        <w:t>Answer: a</w:t>
+        <w:t xml:space="preserve">(d) 60-70 degrees C</w:t>
       </w:r>
     </w:p>
     <w:p>
-      <w:pPr>
-        <w:spacing w:after="0" w:before="0"/>
-      </w:pPr>
       <w:r>
-        <w:rPr>
-          <w:b w:val="0"/>
-          <w:i w:val="0"/>
-          <w:sz w:val="21"/>
-        </w:rPr>
-        <w:t>Solution: Acromegaly results from excess growth hormone from a pituitary adenoma, causing enlargement of the hands, feet, and facial features; the tumour can compress the optic chiasm, causing visual field defects. The other options have different presentations.</w:t>
+        <w:t xml:space="preserve">Answer: c</w:t>
       </w:r>
     </w:p>
     <w:p>
-      <w:pPr>
-        <w:spacing w:after="0" w:before="0"/>
-      </w:pPr>
       <w:r>
-        <w:rPr>
-          <w:b w:val="0"/>
-          <w:i w:val="0"/>
-          <w:sz w:val="20"/>
-        </w:rPr>
-        <w:t>Positive Marks: 1</w:t>
+        <w:t xml:space="preserve">Solution: A solution near body temperature (37-41 degrees C) is retained comfortably; very hot or cold solutions damage mucosa or cause cramping.</w:t>
       </w:r>
     </w:p>
     <w:p>
-      <w:pPr>
-        <w:spacing w:after="160" w:before="0"/>
-      </w:pPr>
       <w:r>
-        <w:rPr>
-          <w:b w:val="0"/>
-          <w:i w:val="0"/>
-          <w:sz w:val="20"/>
-        </w:rPr>
-        <w:t>Negative Marks: 0.25</w:t>
+        <w:t xml:space="preserve">Positive Marks: 1</w:t>
       </w:r>
     </w:p>
     <w:p>
-      <w:pPr>
-        <w:spacing w:after="40" w:before="120"/>
-      </w:pPr>
       <w:r>
-        <w:rPr>
-          <w:b w:val="0"/>
-          <w:i w:val="0"/>
-          <w:sz w:val="22"/>
-        </w:rPr>
-        <w:t>Question: After arthroscopic repair of a torn medial meniscus, which instruction is correct for the client?</w:t>
+        <w:t xml:space="preserve">Negative Marks: 0.25</w:t>
       </w:r>
     </w:p>
     <w:p>
-      <w:pPr>
-        <w:spacing w:after="0" w:before="0"/>
-      </w:pPr>
       <w:r>
-        <w:rPr>
-          <w:b w:val="0"/>
-          <w:i w:val="0"/>
-          <w:sz w:val="22"/>
-        </w:rPr>
-        <w:t>(a) Bear full weight immediately and return to sports within a week</w:t>
+        <w:t xml:space="preserve"/>
       </w:r>
     </w:p>
     <w:p>
-      <w:pPr>
-        <w:spacing w:after="0" w:before="0"/>
-      </w:pPr>
       <w:r>
-        <w:rPr>
-          <w:b w:val="0"/>
-          <w:i w:val="0"/>
-          <w:sz w:val="22"/>
-        </w:rPr>
-        <w:t>(b) Keep the leg elevated and apply ice, using crutches for partial weight bearing</w:t>
+        <w:t xml:space="preserve">Question: The puerperium (postpartum period) lasts approximately:</w:t>
       </w:r>
     </w:p>
     <w:p>
-      <w:pPr>
-        <w:spacing w:after="0" w:before="0"/>
-      </w:pPr>
       <w:r>
-        <w:rPr>
-          <w:b w:val="0"/>
-          <w:i w:val="0"/>
-          <w:sz w:val="22"/>
-        </w:rPr>
-        <w:t>(c) Keep the knee immobile in a cast for 3 months</w:t>
+        <w:t xml:space="preserve">(a) 6 weeks</w:t>
       </w:r>
     </w:p>
     <w:p>
-      <w:pPr>
-        <w:spacing w:after="0" w:before="0"/>
-      </w:pPr>
       <w:r>
-        <w:rPr>
-          <w:b w:val="0"/>
-          <w:i w:val="0"/>
-          <w:sz w:val="22"/>
-        </w:rPr>
-        <w:t>(d) Apply heat for the first 24 hours</w:t>
+        <w:t xml:space="preserve">(b) 6 months</w:t>
       </w:r>
     </w:p>
     <w:p>
-      <w:pPr>
-        <w:spacing w:after="0" w:before="40"/>
-      </w:pPr>
       <w:r>
-        <w:rPr>
-          <w:b/>
-          <w:i w:val="0"/>
-          <w:sz w:val="22"/>
-        </w:rPr>
-        <w:t>Answer: b</w:t>
+        <w:t xml:space="preserve">(c) 1 year</w:t>
       </w:r>
     </w:p>
     <w:p>
-      <w:pPr>
-        <w:spacing w:after="0" w:before="0"/>
-      </w:pPr>
       <w:r>
-        <w:rPr>
-          <w:b w:val="0"/>
-          <w:i w:val="0"/>
-          <w:sz w:val="21"/>
-        </w:rPr>
-        <w:t>Solution: Post-arthroscopy care includes ice, elevation, and protected partial weight bearing with crutches to reduce swelling and protect the repair. Full weight bearing (a) risks re-tearing, and heat (d) increases swelling.</w:t>
+        <w:t xml:space="preserve">(d) 2 weeks</w:t>
       </w:r>
     </w:p>
     <w:p>
-      <w:pPr>
-        <w:spacing w:after="0" w:before="0"/>
-      </w:pPr>
       <w:r>
-        <w:rPr>
-          <w:b w:val="0"/>
-          <w:i w:val="0"/>
-          <w:sz w:val="20"/>
-        </w:rPr>
-        <w:t>Positive Marks: 1</w:t>
+        <w:t xml:space="preserve">Answer: a</w:t>
       </w:r>
     </w:p>
     <w:p>
-      <w:pPr>
-        <w:spacing w:after="160" w:before="0"/>
-      </w:pPr>
       <w:r>
-        <w:rPr>
-          <w:b w:val="0"/>
-          <w:i w:val="0"/>
-          <w:sz w:val="20"/>
-        </w:rPr>
-        <w:t>Negative Marks: 0.25</w:t>
+        <w:t xml:space="preserve">Solution: The puerperium is the 6 weeks after delivery during which reproductive organs return to the non-pregnant state.</w:t>
       </w:r>
     </w:p>
     <w:p>
-      <w:pPr>
-        <w:spacing w:after="40" w:before="120"/>
-      </w:pPr>
       <w:r>
-        <w:rPr>
-          <w:b w:val="0"/>
-          <w:i w:val="0"/>
-          <w:sz w:val="22"/>
-        </w:rPr>
-        <w:t>Question: After reduction of an anterior shoulder dislocation, which instruction is most important for the client?</w:t>
+        <w:t xml:space="preserve">Positive Marks: 1</w:t>
       </w:r>
     </w:p>
     <w:p>
-      <w:pPr>
-        <w:spacing w:after="0" w:before="0"/>
-      </w:pPr>
       <w:r>
-        <w:rPr>
-          <w:b w:val="0"/>
-          <w:i w:val="0"/>
-          <w:sz w:val="22"/>
-        </w:rPr>
-        <w:t>(a) Keep the arm in a sling and avoid overhead reaching or heavy lifting for several weeks</w:t>
+        <w:t xml:space="preserve">Negative Marks: 0.25</w:t>
       </w:r>
     </w:p>
     <w:p>
-      <w:pPr>
-        <w:spacing w:after="0" w:before="0"/>
-      </w:pPr>
       <w:r>
-        <w:rPr>
-          <w:b w:val="0"/>
-          <w:i w:val="0"/>
-          <w:sz w:val="22"/>
-        </w:rPr>
-        <w:t>(b) Perform range-of-motion exercises with the arm raised above the head immediately</w:t>
+        <w:t xml:space="preserve"/>
       </w:r>
     </w:p>
     <w:p>
-      <w:pPr>
-        <w:spacing w:after="0" w:before="0"/>
-      </w:pPr>
       <w:r>
-        <w:rPr>
-          <w:b w:val="0"/>
-          <w:i w:val="0"/>
-          <w:sz w:val="22"/>
-        </w:rPr>
-        <w:t>(c) Return to contact sports the next day</w:t>
+        <w:t xml:space="preserve">Question: Cow's milk should not be given as the main drink to an infant below:</w:t>
       </w:r>
     </w:p>
     <w:p>
-      <w:pPr>
-        <w:spacing w:after="0" w:before="0"/>
-      </w:pPr>
       <w:r>
-        <w:rPr>
-          <w:b w:val="0"/>
-          <w:i w:val="0"/>
-          <w:sz w:val="22"/>
-        </w:rPr>
-        <w:t>(d) Apply heat to the shoulder for the first 24 hours</w:t>
+        <w:t xml:space="preserve">(a) 2 years</w:t>
       </w:r>
     </w:p>
     <w:p>
-      <w:pPr>
-        <w:spacing w:after="0" w:before="40"/>
-      </w:pPr>
       <w:r>
-        <w:rPr>
-          <w:b/>
-          <w:i w:val="0"/>
-          <w:sz w:val="22"/>
-        </w:rPr>
-        <w:t>Answer: a</w:t>
+        <w:t xml:space="preserve">(b) 6 months</w:t>
       </w:r>
     </w:p>
     <w:p>
-      <w:pPr>
-        <w:spacing w:after="0" w:before="0"/>
-      </w:pPr>
       <w:r>
-        <w:rPr>
-          <w:b w:val="0"/>
-          <w:i w:val="0"/>
-          <w:sz w:val="21"/>
-        </w:rPr>
-        <w:t>Solution: After shoulder reduction the joint is unstable; immobilization in a sling with avoidance of overhead and lifting motions prevents recurrent dislocation. Immediate overhead motion (b) or early sports (c) increases the risk of re-dislocation.</w:t>
+        <w:t xml:space="preserve">(c) 3 months</w:t>
       </w:r>
     </w:p>
     <w:p>
-      <w:pPr>
-        <w:spacing w:after="0" w:before="0"/>
-      </w:pPr>
       <w:r>
-        <w:rPr>
-          <w:b w:val="0"/>
-          <w:i w:val="0"/>
-          <w:sz w:val="20"/>
-        </w:rPr>
-        <w:t>Positive Marks: 1</w:t>
+        <w:t xml:space="preserve">(d) 1 year</w:t>
       </w:r>
     </w:p>
     <w:p>
-      <w:pPr>
-        <w:spacing w:after="160" w:before="0"/>
-      </w:pPr>
       <w:r>
-        <w:rPr>
-          <w:b w:val="0"/>
-          <w:i w:val="0"/>
-          <w:sz w:val="20"/>
-        </w:rPr>
-        <w:t>Negative Marks: 0.25</w:t>
+        <w:t xml:space="preserve">Answer: d</w:t>
       </w:r>
     </w:p>
     <w:p>
-      <w:pPr>
-        <w:spacing w:after="40" w:before="120"/>
-      </w:pPr>
       <w:r>
-        <w:rPr>
-          <w:b w:val="0"/>
-          <w:i w:val="0"/>
-          <w:sz w:val="22"/>
-        </w:rPr>
-        <w:t>Question: A client who is weak on the left side will use a cane. Which instruction is correct?</w:t>
+        <w:t xml:space="preserve">Solution: Cow's milk is avoided before 1 year because it is low in iron and vitamin C and can cause GI blood loss; breast milk or formula is used.</w:t>
       </w:r>
     </w:p>
     <w:p>
-      <w:pPr>
-        <w:spacing w:after="0" w:before="0"/>
-      </w:pPr>
       <w:r>
-        <w:rPr>
-          <w:b w:val="0"/>
-          <w:i w:val="0"/>
-          <w:sz w:val="22"/>
-        </w:rPr>
-        <w:t>(a) Hold the cane in the right hand and move it forward with the left leg</w:t>
+        <w:t xml:space="preserve">Positive Marks: 1</w:t>
       </w:r>
     </w:p>
     <w:p>
-      <w:pPr>
-        <w:spacing w:after="0" w:before="0"/>
-      </w:pPr>
       <w:r>
-        <w:rPr>
-          <w:b w:val="0"/>
-          <w:i w:val="0"/>
-          <w:sz w:val="22"/>
-        </w:rPr>
-        <w:t>(b) Hold the cane in the left hand and move it with the right leg</w:t>
+        <w:t xml:space="preserve">Negative Marks: 0.25</w:t>
       </w:r>
     </w:p>
     <w:p>
-      <w:pPr>
-        <w:spacing w:after="0" w:before="0"/>
-      </w:pPr>
       <w:r>
-        <w:rPr>
-          <w:b w:val="0"/>
-          <w:i w:val="0"/>
-          <w:sz w:val="22"/>
-        </w:rPr>
-        <w:t>(c) Hold the cane in either hand and move it first</w:t>
+        <w:t xml:space="preserve"/>
       </w:r>
     </w:p>
     <w:p>
-      <w:pPr>
-        <w:spacing w:after="0" w:before="0"/>
-      </w:pPr>
       <w:r>
-        <w:rPr>
-          <w:b w:val="0"/>
-          <w:i w:val="0"/>
-          <w:sz w:val="22"/>
-        </w:rPr>
-        <w:t>(d) Hold the cane in both hands alternately</w:t>
+        <w:t xml:space="preserve">Question: Which feature distinguishes delirium from dementia?</w:t>
       </w:r>
     </w:p>
     <w:p>
-      <w:pPr>
-        <w:spacing w:after="0" w:before="40"/>
-      </w:pPr>
       <w:r>
-        <w:rPr>
-          <w:b/>
-          <w:i w:val="0"/>
-          <w:sz w:val="22"/>
-        </w:rPr>
-        <w:t>Answer: a</w:t>
+        <w:t xml:space="preserve">(a) Gradual onset</w:t>
       </w:r>
     </w:p>
     <w:p>
-      <w:pPr>
-        <w:spacing w:after="0" w:before="0"/>
-      </w:pPr>
       <w:r>
-        <w:rPr>
-          <w:b w:val="0"/>
-          <w:i w:val="0"/>
-          <w:sz w:val="21"/>
-        </w:rPr>
-        <w:t>Solution: The cane is held on the strong (right) side and advanced simultaneously with the weak (left) leg, providing a wide base of support. The other patterns are incorrect and unsafe.</w:t>
+        <w:t xml:space="preserve">(b) Acute onset with fluctuating consciousness</w:t>
       </w:r>
     </w:p>
     <w:p>
-      <w:pPr>
-        <w:spacing w:after="0" w:before="0"/>
-      </w:pPr>
       <w:r>
-        <w:rPr>
-          <w:b w:val="0"/>
-          <w:i w:val="0"/>
-          <w:sz w:val="20"/>
-        </w:rPr>
-        <w:t>Positive Marks: 1</w:t>
+        <w:t xml:space="preserve">(c) Irreversible memory loss only</w:t>
       </w:r>
     </w:p>
     <w:p>
-      <w:pPr>
-        <w:spacing w:after="160" w:before="0"/>
-      </w:pPr>
       <w:r>
-        <w:rPr>
-          <w:b w:val="0"/>
-          <w:i w:val="0"/>
-          <w:sz w:val="20"/>
-        </w:rPr>
-        <w:t>Negative Marks: 0.25</w:t>
+        <w:t xml:space="preserve">(d) No change in attention</w:t>
       </w:r>
     </w:p>
     <w:p>
-      <w:pPr>
-        <w:spacing w:after="40" w:before="120"/>
-      </w:pPr>
       <w:r>
-        <w:rPr>
-          <w:b w:val="0"/>
-          <w:i w:val="0"/>
-          <w:sz w:val="22"/>
-        </w:rPr>
-        <w:t>Question: Which sequence is correct for a client using a walker?</w:t>
+        <w:t xml:space="preserve">Answer: b</w:t>
       </w:r>
     </w:p>
     <w:p>
-      <w:pPr>
-        <w:spacing w:after="0" w:before="0"/>
-      </w:pPr>
       <w:r>
-        <w:rPr>
-          <w:b w:val="0"/>
-          <w:i w:val="0"/>
-          <w:sz w:val="22"/>
-        </w:rPr>
-        <w:t>(a) Move the walker forward, step with the weaker leg, then the stronger leg</w:t>
+        <w:t xml:space="preserve">Solution: Delirium has an acute onset with fluctuating consciousness and attention; dementia develops gradually with a stable level of consciousness.</w:t>
       </w:r>
     </w:p>
     <w:p>
-      <w:pPr>
-        <w:spacing w:after="0" w:before="0"/>
-      </w:pPr>
       <w:r>
-        <w:rPr>
-          <w:b w:val="0"/>
-          <w:i w:val="0"/>
-          <w:sz w:val="22"/>
-        </w:rPr>
-        <w:t>(b) Step with both legs together first, then move the walker</w:t>
+        <w:t xml:space="preserve">Positive Marks: 1</w:t>
       </w:r>
     </w:p>
     <w:p>
-      <w:pPr>
-        <w:spacing w:after="0" w:before="0"/>
-      </w:pPr>
       <w:r>
-        <w:rPr>
-          <w:b w:val="0"/>
-          <w:i w:val="0"/>
-          <w:sz w:val="22"/>
-        </w:rPr>
-        <w:t>(c) Move the walker and step with the stronger leg first</w:t>
+        <w:t xml:space="preserve">Negative Marks: 0.25</w:t>
       </w:r>
     </w:p>
     <w:p>
-      <w:pPr>
-        <w:spacing w:after="0" w:before="0"/>
-      </w:pPr>
       <w:r>
-        <w:rPr>
-          <w:b w:val="0"/>
-          <w:i w:val="0"/>
-          <w:sz w:val="22"/>
-        </w:rPr>
-        <w:t>(d) Lift the walker and shuffle both feet together</w:t>
+        <w:t xml:space="preserve"/>
       </w:r>
     </w:p>
     <w:p>
-      <w:pPr>
-        <w:spacing w:after="0" w:before="40"/>
-      </w:pPr>
       <w:r>
-        <w:rPr>
-          <w:b/>
-          <w:i w:val="0"/>
-          <w:sz w:val="22"/>
-        </w:rPr>
-        <w:t>Answer: a</w:t>
+        <w:t xml:space="preserve">Question: The infant mortality rate is calculated as:</w:t>
       </w:r>
     </w:p>
     <w:p>
-      <w:pPr>
-        <w:spacing w:after="0" w:before="0"/>
-      </w:pPr>
       <w:r>
-        <w:rPr>
-          <w:b w:val="0"/>
-          <w:i w:val="0"/>
-          <w:sz w:val="21"/>
-        </w:rPr>
-        <w:t>Solution: The correct walker gait is: advance the walker, step with the weaker (affected) leg, then bring the stronger leg forward. The other sequences place the client off balance.</w:t>
+        <w:t xml:space="preserve">(a) Deaths under 5 years per 1000 live births</w:t>
       </w:r>
     </w:p>
     <w:p>
-      <w:pPr>
-        <w:spacing w:after="0" w:before="0"/>
-      </w:pPr>
       <w:r>
-        <w:rPr>
-          <w:b w:val="0"/>
-          <w:i w:val="0"/>
-          <w:sz w:val="20"/>
-        </w:rPr>
-        <w:t>Positive Marks: 1</w:t>
+        <w:t xml:space="preserve">(b) Maternal deaths per 100,000 live births</w:t>
       </w:r>
     </w:p>
     <w:p>
-      <w:pPr>
-        <w:spacing w:after="160" w:before="0"/>
-      </w:pPr>
       <w:r>
-        <w:rPr>
-          <w:b w:val="0"/>
-          <w:i w:val="0"/>
-          <w:sz w:val="20"/>
-        </w:rPr>
-        <w:t>Negative Marks: 0.25</w:t>
+        <w:t xml:space="preserve">(c) Deaths under 1 year per 1000 live births</w:t>
       </w:r>
     </w:p>
     <w:p>
-      <w:pPr>
-        <w:spacing w:after="40" w:before="120"/>
-      </w:pPr>
       <w:r>
-        <w:rPr>
-          <w:b w:val="0"/>
-          <w:i w:val="0"/>
-          <w:sz w:val="22"/>
-        </w:rPr>
-        <w:t>Question: A breastfeeding mother on the third postpartum day has bilateral firm, painful, warm breasts. Which nursing intervention is most helpful?</w:t>
+        <w:t xml:space="preserve">(d) Deaths over 60 years per 1000 population</w:t>
       </w:r>
     </w:p>
     <w:p>
-      <w:pPr>
-        <w:spacing w:after="0" w:before="0"/>
-      </w:pPr>
       <w:r>
-        <w:rPr>
-          <w:b w:val="0"/>
-          <w:i w:val="0"/>
-          <w:sz w:val="22"/>
-        </w:rPr>
-        <w:t>(a) Feed the baby frequently and apply warm compresses just before feeding</w:t>
+        <w:t xml:space="preserve">Answer: c</w:t>
       </w:r>
     </w:p>
     <w:p>
-      <w:pPr>
-        <w:spacing w:after="0" w:before="0"/>
-      </w:pPr>
       <w:r>
-        <w:rPr>
-          <w:b w:val="0"/>
-          <w:i w:val="0"/>
-          <w:sz w:val="22"/>
-        </w:rPr>
-        <w:t>(b) Stop breastfeeding for 48 hours</w:t>
+        <w:t xml:space="preserve">Solution: IMR = deaths of infants under 1 year per 1000 live births in a year — a key indicator of child health.</w:t>
       </w:r>
     </w:p>
     <w:p>
-      <w:pPr>
-        <w:spacing w:after="0" w:before="0"/>
-      </w:pPr>
       <w:r>
-        <w:rPr>
-          <w:b w:val="0"/>
-          <w:i w:val="0"/>
-          <w:sz w:val="22"/>
-        </w:rPr>
-        <w:t>(c) Bind the breasts tightly</w:t>
+        <w:t xml:space="preserve">Positive Marks: 1</w:t>
       </w:r>
     </w:p>
     <w:p>
-      <w:pPr>
-        <w:spacing w:after="0" w:before="0"/>
-      </w:pPr>
       <w:r>
-        <w:rPr>
-          <w:b w:val="0"/>
-          <w:i w:val="0"/>
-          <w:sz w:val="22"/>
-        </w:rPr>
-        <w:t>(d) Restrict the mother's fluids</w:t>
+        <w:t xml:space="preserve">Negative Marks: 0.25</w:t>
       </w:r>
     </w:p>
     <w:p>
-      <w:pPr>
-        <w:spacing w:after="0" w:before="40"/>
-      </w:pPr>
       <w:r>
-        <w:rPr>
-          <w:b/>
-          <w:i w:val="0"/>
-          <w:sz w:val="22"/>
-        </w:rPr>
-        <w:t>Answer: a</w:t>
+        <w:t xml:space="preserve"/>
       </w:r>
     </w:p>
     <w:p>
-      <w:pPr>
-        <w:spacing w:after="0" w:before="0"/>
-      </w:pPr>
       <w:r>
-        <w:rPr>
-          <w:b w:val="0"/>
-          <w:i w:val="0"/>
-          <w:sz w:val="21"/>
-        </w:rPr>
-        <w:t>Solution: Physiologic engorgement is relieved by frequent feeding to empty the breasts; warmth before feeding promotes let-down and milk flow, while cold after feeding reduces swelling. Stopping feeds (b) or binding the breasts (c) worsens engorgement and risks mastitis.</w:t>
+        <w:t xml:space="preserve">Question: The most important adverse effect to monitor in a client receiving morphine is:</w:t>
       </w:r>
     </w:p>
     <w:p>
-      <w:pPr>
-        <w:spacing w:after="0" w:before="0"/>
-      </w:pPr>
       <w:r>
-        <w:rPr>
-          <w:b w:val="0"/>
-          <w:i w:val="0"/>
-          <w:sz w:val="20"/>
-        </w:rPr>
-        <w:t>Positive Marks: 1</w:t>
+        <w:t xml:space="preserve">(a) Respiratory depression</w:t>
       </w:r>
     </w:p>
     <w:p>
-      <w:pPr>
-        <w:spacing w:after="160" w:before="0"/>
-      </w:pPr>
       <w:r>
-        <w:rPr>
-          <w:b w:val="0"/>
-          <w:i w:val="0"/>
-          <w:sz w:val="20"/>
-        </w:rPr>
-        <w:t>Negative Marks: 0.25</w:t>
+        <w:t xml:space="preserve">(b) Hypertension</w:t>
       </w:r>
     </w:p>
     <w:p>
-      <w:pPr>
-        <w:spacing w:after="40" w:before="120"/>
-      </w:pPr>
       <w:r>
-        <w:rPr>
-          <w:b w:val="0"/>
-          <w:i w:val="0"/>
-          <w:sz w:val="22"/>
-        </w:rPr>
-        <w:t>Question: Which finding distinguishes a cephalohematoma from caput succedaneum?</w:t>
+        <w:t xml:space="preserve">(c) Hyperactivity</w:t>
       </w:r>
     </w:p>
     <w:p>
-      <w:pPr>
-        <w:spacing w:after="0" w:before="0"/>
-      </w:pPr>
       <w:r>
-        <w:rPr>
-          <w:b w:val="0"/>
-          <w:i w:val="0"/>
-          <w:sz w:val="22"/>
-        </w:rPr>
-        <w:t>(a) It does not cross suture lines and appears a few hours after birth</w:t>
+        <w:t xml:space="preserve">(d) Insomnia</w:t>
       </w:r>
     </w:p>
     <w:p>
-      <w:pPr>
-        <w:spacing w:after="0" w:before="0"/>
-      </w:pPr>
       <w:r>
-        <w:rPr>
-          <w:b w:val="0"/>
-          <w:i w:val="0"/>
-          <w:sz w:val="22"/>
-        </w:rPr>
-        <w:t>(b) It is present at birth and pits on pressure</w:t>
+        <w:t xml:space="preserve">Answer: a</w:t>
       </w:r>
     </w:p>
     <w:p>
-      <w:pPr>
-        <w:spacing w:after="0" w:before="0"/>
-      </w:pPr>
       <w:r>
-        <w:rPr>
-          <w:b w:val="0"/>
-          <w:i w:val="0"/>
-          <w:sz w:val="22"/>
-        </w:rPr>
-        <w:t>(c) It crosses suture lines</w:t>
+        <w:t xml:space="preserve">Solution: Morphine depresses the respiratory center; respirations below 10-12/min or shallow breathing require naloxone and immediate attention.</w:t>
       </w:r>
     </w:p>
     <w:p>
-      <w:pPr>
-        <w:spacing w:after="0" w:before="0"/>
-      </w:pPr>
       <w:r>
-        <w:rPr>
-          <w:b w:val="0"/>
-          <w:i w:val="0"/>
-          <w:sz w:val="22"/>
-        </w:rPr>
-        <w:t>(d) It resolves within 24 hours</w:t>
+        <w:t xml:space="preserve">Positive Marks: 1</w:t>
       </w:r>
     </w:p>
     <w:p>
-      <w:pPr>
-        <w:spacing w:after="0" w:before="40"/>
-      </w:pPr>
       <w:r>
-        <w:rPr>
-          <w:b/>
-          <w:i w:val="0"/>
-          <w:sz w:val="22"/>
-        </w:rPr>
-        <w:t>Answer: a</w:t>
+        <w:t xml:space="preserve">Negative Marks: 0.25</w:t>
       </w:r>
     </w:p>
     <w:p>
-      <w:pPr>
-        <w:spacing w:after="0" w:before="0"/>
-      </w:pPr>
       <w:r>
-        <w:rPr>
-          <w:b w:val="0"/>
-          <w:i w:val="0"/>
-          <w:sz w:val="21"/>
-        </w:rPr>
-        <w:t>Solution: A cephalohematoma is a subperiosteal haemorrhage that does not cross suture lines, appears hours after birth, and may take weeks to resolve. Caput succedaneum is present at birth, crosses sutures, pits on pressure, and resolves within days.</w:t>
+        <w:t xml:space="preserve"/>
       </w:r>
     </w:p>
     <w:p>
-      <w:pPr>
-        <w:spacing w:after="0" w:before="0"/>
-      </w:pPr>
       <w:r>
-        <w:rPr>
-          <w:b w:val="0"/>
-          <w:i w:val="0"/>
-          <w:sz w:val="20"/>
-        </w:rPr>
-        <w:t>Positive Marks: 1</w:t>
+        <w:t xml:space="preserve">Question: Cerebrospinal fluid is mainly produced by the:</w:t>
       </w:r>
     </w:p>
     <w:p>
-      <w:pPr>
-        <w:spacing w:after="160" w:before="0"/>
-      </w:pPr>
       <w:r>
-        <w:rPr>
-          <w:b w:val="0"/>
-          <w:i w:val="0"/>
-          <w:sz w:val="20"/>
-        </w:rPr>
-        <w:t>Negative Marks: 0.25</w:t>
+        <w:t xml:space="preserve">(a) Arachnoid granulations</w:t>
       </w:r>
     </w:p>
     <w:p>
-      <w:pPr>
-        <w:spacing w:after="40" w:before="120"/>
-      </w:pPr>
       <w:r>
-        <w:rPr>
-          <w:b w:val="0"/>
-          <w:i w:val="0"/>
-          <w:sz w:val="22"/>
-        </w:rPr>
-        <w:t>Question: A child frequently argues with adults, deliberately annoys others, and is vindictive, but does not violate the basic rights of others. Which disorder is most consistent?</w:t>
+        <w:t xml:space="preserve">(b) Blood-brain barrier</w:t>
       </w:r>
     </w:p>
     <w:p>
-      <w:pPr>
-        <w:spacing w:after="0" w:before="0"/>
-      </w:pPr>
       <w:r>
-        <w:rPr>
-          <w:b w:val="0"/>
-          <w:i w:val="0"/>
-          <w:sz w:val="22"/>
-        </w:rPr>
-        <w:t>(a) Oppositional defiant disorder</w:t>
+        <w:t xml:space="preserve">(c) Spinal nerves</w:t>
       </w:r>
     </w:p>
     <w:p>
-      <w:pPr>
-        <w:spacing w:after="0" w:before="0"/>
-      </w:pPr>
       <w:r>
-        <w:rPr>
-          <w:b w:val="0"/>
-          <w:i w:val="0"/>
-          <w:sz w:val="22"/>
-        </w:rPr>
-        <w:t>(b) Conduct disorder</w:t>
+        <w:t xml:space="preserve">(d) Choroid plexus</w:t>
       </w:r>
     </w:p>
     <w:p>
-      <w:pPr>
-        <w:spacing w:after="0" w:before="0"/>
-      </w:pPr>
       <w:r>
-        <w:rPr>
-          <w:b w:val="0"/>
-          <w:i w:val="0"/>
-          <w:sz w:val="22"/>
-        </w:rPr>
-        <w:t>(c) Attention deficit hyperactivity disorder</w:t>
+        <w:t xml:space="preserve">Answer: d</w:t>
       </w:r>
     </w:p>
     <w:p>
-      <w:pPr>
-        <w:spacing w:after="0" w:before="0"/>
-      </w:pPr>
       <w:r>
-        <w:rPr>
-          <w:b w:val="0"/>
-          <w:i w:val="0"/>
-          <w:sz w:val="22"/>
-        </w:rPr>
-        <w:t>(d) Intermittent explosive disorder</w:t>
+        <w:t xml:space="preserve">Solution: The choroid plexus in the ventricles produces CSF, which cushions the brain and spinal cord.</w:t>
       </w:r>
     </w:p>
     <w:p>
-      <w:pPr>
-        <w:spacing w:after="0" w:before="40"/>
-      </w:pPr>
       <w:r>
-        <w:rPr>
-          <w:b/>
-          <w:i w:val="0"/>
-          <w:sz w:val="22"/>
-        </w:rPr>
-        <w:t>Answer: a</w:t>
+        <w:t xml:space="preserve">Positive Marks: 1</w:t>
       </w:r>
     </w:p>
     <w:p>
-      <w:pPr>
-        <w:spacing w:after="0" w:before="0"/>
-      </w:pPr>
       <w:r>
-        <w:rPr>
-          <w:b w:val="0"/>
-          <w:i w:val="0"/>
-          <w:sz w:val="21"/>
-        </w:rPr>
-        <w:t>Solution: ODD involves a pattern of angry, defiant, vindictive behaviour toward authority figures without the serious violation of rights or rules seen in conduct disorder (b). ADHD (c) features inattention and hyperactivity, and intermittent explosive disorder (d) involves severe aggression.</w:t>
+        <w:t xml:space="preserve">Negative Marks: 0.25</w:t>
       </w:r>
     </w:p>
     <w:p>
-      <w:pPr>
-        <w:spacing w:after="0" w:before="0"/>
-      </w:pPr>
       <w:r>
-        <w:rPr>
-          <w:b w:val="0"/>
-          <w:i w:val="0"/>
-          <w:sz w:val="20"/>
-        </w:rPr>
-        <w:t>Positive Marks: 1</w:t>
+        <w:t xml:space="preserve"/>
       </w:r>
     </w:p>
     <w:p>
-      <w:pPr>
-        <w:spacing w:after="160" w:before="0"/>
-      </w:pPr>
       <w:r>
-        <w:rPr>
-          <w:b w:val="0"/>
-          <w:i w:val="0"/>
-          <w:sz w:val="20"/>
-        </w:rPr>
-        <w:t>Negative Marks: 0.25</w:t>
+        <w:t xml:space="preserve">Question: In a client with intestinal obstruction, nasogastric suction serves to:</w:t>
       </w:r>
     </w:p>
     <w:p>
-      <w:pPr>
-        <w:spacing w:after="40" w:before="120"/>
-      </w:pPr>
       <w:r>
-        <w:rPr>
-          <w:b w:val="0"/>
-          <w:i w:val="0"/>
-          <w:sz w:val="22"/>
-        </w:rPr>
-        <w:t>Question: A child has multiple motor tics such as blinking and shoulder shrugging along with vocal tics such as grunting, persisting for over a year. Which disorder is most consistent?</w:t>
+        <w:t xml:space="preserve">(a) Provide nutrition</w:t>
       </w:r>
     </w:p>
     <w:p>
-      <w:pPr>
-        <w:spacing w:after="0" w:before="0"/>
-      </w:pPr>
       <w:r>
-        <w:rPr>
-          <w:b w:val="0"/>
-          <w:i w:val="0"/>
-          <w:sz w:val="22"/>
-        </w:rPr>
-        <w:t>(a) Tourette syndrome</w:t>
+        <w:t xml:space="preserve">(b) Decompress the stomach and prevent aspiration</w:t>
       </w:r>
     </w:p>
     <w:p>
-      <w:pPr>
-        <w:spacing w:after="0" w:before="0"/>
-      </w:pPr>
       <w:r>
-        <w:rPr>
-          <w:b w:val="0"/>
-          <w:i w:val="0"/>
-          <w:sz w:val="22"/>
-        </w:rPr>
-        <w:t>(b) Transient tic disorder</w:t>
+        <w:t xml:space="preserve">(c) Give medications only</w:t>
       </w:r>
     </w:p>
     <w:p>
-      <w:pPr>
-        <w:spacing w:after="0" w:before="0"/>
-      </w:pPr>
       <w:r>
-        <w:rPr>
-          <w:b w:val="0"/>
-          <w:i w:val="0"/>
-          <w:sz w:val="22"/>
-        </w:rPr>
-        <w:t>(c) Stereotypic movement disorder</w:t>
+        <w:t xml:space="preserve">(d) Measure body temperature</w:t>
       </w:r>
     </w:p>
     <w:p>
-      <w:pPr>
-        <w:spacing w:after="0" w:before="0"/>
-      </w:pPr>
       <w:r>
-        <w:rPr>
-          <w:b w:val="0"/>
-          <w:i w:val="0"/>
-          <w:sz w:val="22"/>
-        </w:rPr>
-        <w:t>(d) Obsessive-compulsive disorder</w:t>
+        <w:t xml:space="preserve">Answer: b</w:t>
       </w:r>
     </w:p>
     <w:p>
-      <w:pPr>
-        <w:spacing w:after="0" w:before="40"/>
-      </w:pPr>
       <w:r>
-        <w:rPr>
-          <w:b/>
-          <w:i w:val="0"/>
-          <w:sz w:val="22"/>
-        </w:rPr>
-        <w:t>Answer: a</w:t>
+        <w:t xml:space="preserve">Solution: NG suction removes swallowed air and gastric contents, relieving distension and preventing vomiting and aspiration.</w:t>
       </w:r>
     </w:p>
     <w:p>
-      <w:pPr>
-        <w:spacing w:after="0" w:before="0"/>
-      </w:pPr>
       <w:r>
-        <w:rPr>
-          <w:b w:val="0"/>
-          <w:i w:val="0"/>
-          <w:sz w:val="21"/>
-        </w:rPr>
-        <w:t>Solution: Tourette syndrome requires both multiple motor tics and at least one vocal tic persisting for more than a year. A transient tic disorder (b) lasts under a year or involves only one type of tic.</w:t>
+        <w:t xml:space="preserve">Positive Marks: 1</w:t>
       </w:r>
     </w:p>
     <w:p>
-      <w:pPr>
-        <w:spacing w:after="0" w:before="0"/>
-      </w:pPr>
       <w:r>
-        <w:rPr>
-          <w:b w:val="0"/>
-          <w:i w:val="0"/>
-          <w:sz w:val="20"/>
-        </w:rPr>
-        <w:t>Positive Marks: 1</w:t>
+        <w:t xml:space="preserve">Negative Marks: 0.25</w:t>
       </w:r>
     </w:p>
     <w:p>
-      <w:pPr>
-        <w:spacing w:after="160" w:before="0"/>
-      </w:pPr>
       <w:r>
-        <w:rPr>
-          <w:b w:val="0"/>
-          <w:i w:val="0"/>
-          <w:sz w:val="20"/>
-        </w:rPr>
-        <w:t>Negative Marks: 0.25</w:t>
+        <w:t xml:space="preserve"/>
       </w:r>
     </w:p>
     <w:p>
-      <w:pPr>
-        <w:spacing w:after="40" w:before="120"/>
-      </w:pPr>
       <w:r>
-        <w:rPr>
-          <w:b w:val="0"/>
-          <w:i w:val="0"/>
-          <w:sz w:val="22"/>
-        </w:rPr>
-        <w:t>Question: A nurse finds a hospitalized child walking in the hallway during deep sleep. Which action is most appropriate?</w:t>
+        <w:t xml:space="preserve">Question: "Hidden hunger" refers to:</w:t>
       </w:r>
     </w:p>
     <w:p>
-      <w:pPr>
-        <w:spacing w:after="0" w:before="0"/>
-      </w:pPr>
       <w:r>
-        <w:rPr>
-          <w:b w:val="0"/>
-          <w:i w:val="0"/>
-          <w:sz w:val="22"/>
-        </w:rPr>
-        <w:t>(a) Gently guide the child back to bed without awakening him</w:t>
+        <w:t xml:space="preserve">(a) Eating too much food</w:t>
       </w:r>
     </w:p>
     <w:p>
-      <w:pPr>
-        <w:spacing w:after="0" w:before="0"/>
-      </w:pPr>
       <w:r>
-        <w:rPr>
-          <w:b w:val="0"/>
-          <w:i w:val="0"/>
-          <w:sz w:val="22"/>
-        </w:rPr>
-        <w:t>(b) Shake the child awake and ask what he is doing</w:t>
+        <w:t xml:space="preserve">(b) Sleeping too little</w:t>
       </w:r>
     </w:p>
     <w:p>
-      <w:pPr>
-        <w:spacing w:after="0" w:before="0"/>
-      </w:pPr>
       <w:r>
-        <w:rPr>
-          <w:b w:val="0"/>
-          <w:i w:val="0"/>
-          <w:sz w:val="22"/>
-        </w:rPr>
-        <w:t>(c) Run after the child and call his name loudly</w:t>
+        <w:t xml:space="preserve">(c) Micronutrient deficiency without obvious hunger</w:t>
       </w:r>
     </w:p>
     <w:p>
-      <w:pPr>
-        <w:spacing w:after="0" w:before="0"/>
-      </w:pPr>
       <w:r>
-        <w:rPr>
-          <w:b w:val="0"/>
-          <w:i w:val="0"/>
-          <w:sz w:val="22"/>
-        </w:rPr>
-        <w:t>(d) Give the child a glass of water to wake him</w:t>
+        <w:t xml:space="preserve">(d) Drinking contaminated water</w:t>
       </w:r>
     </w:p>
     <w:p>
-      <w:pPr>
-        <w:spacing w:after="0" w:before="40"/>
-      </w:pPr>
       <w:r>
-        <w:rPr>
-          <w:b/>
-          <w:i w:val="0"/>
-          <w:sz w:val="22"/>
-        </w:rPr>
-        <w:t>Answer: a</w:t>
+        <w:t xml:space="preserve">Answer: c</w:t>
       </w:r>
     </w:p>
     <w:p>
-      <w:pPr>
-        <w:spacing w:after="0" w:before="0"/>
-      </w:pPr>
       <w:r>
-        <w:rPr>
-          <w:b w:val="0"/>
-          <w:i w:val="0"/>
-          <w:sz w:val="21"/>
-        </w:rPr>
-        <w:t>Solution: Somnambulism (sleepwalking) is managed by gently guiding the child back to bed and ensuring a safe environment; abruptly awakening (b, d) can frighten or disorient the child.</w:t>
+        <w:t xml:space="preserve">Solution: Hidden hunger is chronic micronutrient deficiency (iron, zinc, iodine, vitamin A) in people who consume enough calories.</w:t>
       </w:r>
     </w:p>
     <w:p>
-      <w:pPr>
-        <w:spacing w:after="0" w:before="0"/>
-      </w:pPr>
       <w:r>
-        <w:rPr>
-          <w:b w:val="0"/>
-          <w:i w:val="0"/>
-          <w:sz w:val="20"/>
-        </w:rPr>
-        <w:t>Positive Marks: 1</w:t>
+        <w:t xml:space="preserve">Positive Marks: 1</w:t>
       </w:r>
     </w:p>
     <w:p>
-      <w:pPr>
-        <w:spacing w:after="160" w:before="0"/>
-      </w:pPr>
       <w:r>
-        <w:rPr>
-          <w:b w:val="0"/>
-          <w:i w:val="0"/>
-          <w:sz w:val="20"/>
-        </w:rPr>
-        <w:t>Negative Marks: 0.25</w:t>
+        <w:t xml:space="preserve">Negative Marks: 0.25</w:t>
       </w:r>
     </w:p>
     <w:p>
-      <w:pPr>
-        <w:spacing w:after="40" w:before="120"/>
-      </w:pPr>
       <w:r>
-        <w:rPr>
-          <w:b w:val="0"/>
-          <w:i w:val="0"/>
-          <w:sz w:val="22"/>
-        </w:rPr>
-        <w:t>Question: Which nursing action is the priority to prevent heat loss in a preterm infant?</w:t>
+        <w:t xml:space="preserve">Question: A classic triad of nephrotic syndrome is:</w:t>
       </w:r>
     </w:p>
     <w:p>
-      <w:pPr>
-        <w:spacing w:after="0" w:before="0"/>
-      </w:pPr>
       <w:r>
-        <w:rPr>
-          <w:b w:val="0"/>
-          <w:i w:val="0"/>
-          <w:sz w:val="22"/>
-        </w:rPr>
-        <w:t>(a) Place the infant under a radiant warmer and cover the head with a cap</w:t>
+        <w:t xml:space="preserve">(a) Proteinuria, hypoalbuminemia, and edema</w:t>
       </w:r>
     </w:p>
     <w:p>
-      <w:pPr>
-        <w:spacing w:after="0" w:before="0"/>
-      </w:pPr>
       <w:r>
-        <w:rPr>
-          <w:b w:val="0"/>
-          <w:i w:val="0"/>
-          <w:sz w:val="22"/>
-        </w:rPr>
-        <w:t>(b) Bathe the infant immediately after birth</w:t>
+        <w:t xml:space="preserve">(b) Hematuria, hypertension, and fever</w:t>
       </w:r>
     </w:p>
     <w:p>
-      <w:pPr>
-        <w:spacing w:after="0" w:before="0"/>
-      </w:pPr>
       <w:r>
-        <w:rPr>
-          <w:b w:val="0"/>
-          <w:i w:val="0"/>
-          <w:sz w:val="22"/>
-        </w:rPr>
-        <w:t>(c) Weigh the infant on a cold scale</w:t>
+        <w:t xml:space="preserve">(c) Glycosuria, polyuria, and weight loss</w:t>
       </w:r>
     </w:p>
     <w:p>
-      <w:pPr>
-        <w:spacing w:after="0" w:before="0"/>
-      </w:pPr>
       <w:r>
-        <w:rPr>
-          <w:b w:val="0"/>
-          <w:i w:val="0"/>
-          <w:sz w:val="22"/>
-        </w:rPr>
-        <w:t>(d) Dress the infant in a single thin diaper</w:t>
+        <w:t xml:space="preserve">(d) Jaundice, ascites, and pruritus</w:t>
       </w:r>
     </w:p>
     <w:p>
-      <w:pPr>
-        <w:spacing w:after="0" w:before="40"/>
-      </w:pPr>
       <w:r>
-        <w:rPr>
-          <w:b/>
-          <w:i w:val="0"/>
-          <w:sz w:val="22"/>
-        </w:rPr>
-        <w:t>Answer: a</w:t>
+        <w:t xml:space="preserve">Answer: a</w:t>
       </w:r>
     </w:p>
     <w:p>
-      <w:pPr>
-        <w:spacing w:after="0" w:before="0"/>
-      </w:pPr>
       <w:r>
-        <w:rPr>
-          <w:b w:val="0"/>
-          <w:i w:val="0"/>
-          <w:sz w:val="21"/>
-        </w:rPr>
-        <w:t>Solution: Preterm infants have little subcutaneous fat and lose heat rapidly; a radiant warmer with a cap minimizes evaporative and convective losses. Immediate bathing (b) increases heat loss and is avoided until the infant is stable.</w:t>
+        <w:t xml:space="preserve">Solution: Massive proteinuria, low serum albumin, and generalized edema define nephrotic syndrome.</w:t>
       </w:r>
     </w:p>
     <w:p>
-      <w:pPr>
-        <w:spacing w:after="0" w:before="0"/>
-      </w:pPr>
       <w:r>
-        <w:rPr>
-          <w:b w:val="0"/>
-          <w:i w:val="0"/>
-          <w:sz w:val="20"/>
-        </w:rPr>
-        <w:t>Positive Marks: 1</w:t>
+        <w:t xml:space="preserve">Positive Marks: 1</w:t>
       </w:r>
     </w:p>
     <w:p>
-      <w:pPr>
-        <w:spacing w:after="160" w:before="0"/>
-      </w:pPr>
       <w:r>
-        <w:rPr>
-          <w:b w:val="0"/>
-          <w:i w:val="0"/>
-          <w:sz w:val="20"/>
-        </w:rPr>
-        <w:t>Negative Marks: 0.25</w:t>
+        <w:t xml:space="preserve">Negative Marks: 0.25</w:t>
       </w:r>
     </w:p>
     <w:p>
-      <w:pPr>
-        <w:spacing w:after="40" w:before="120"/>
-      </w:pPr>
       <w:r>
-        <w:rPr>
-          <w:b w:val="0"/>
-          <w:i w:val="0"/>
-          <w:sz w:val="22"/>
-        </w:rPr>
-        <w:t>Question: A child has bleeding gums, loose teeth, and painful swollen joints. Which vitamin deficiency is most likely?</w:t>
+        <w:t xml:space="preserve"/>
       </w:r>
     </w:p>
     <w:p>
-      <w:pPr>
-        <w:spacing w:after="0" w:before="0"/>
-      </w:pPr>
       <w:r>
-        <w:rPr>
-          <w:b w:val="0"/>
-          <w:i w:val="0"/>
-          <w:sz w:val="22"/>
-        </w:rPr>
-        <w:t>(a) Vitamin C</w:t>
+        <w:t xml:space="preserve">Question: When applying restraints, the nurse should:</w:t>
       </w:r>
     </w:p>
     <w:p>
-      <w:pPr>
-        <w:spacing w:after="0" w:before="0"/>
-      </w:pPr>
       <w:r>
-        <w:rPr>
-          <w:b w:val="0"/>
-          <w:i w:val="0"/>
-          <w:sz w:val="22"/>
-        </w:rPr>
-        <w:t>(b) Vitamin D</w:t>
+        <w:t xml:space="preserve">(a) Tie them tightly to the bed frame</w:t>
       </w:r>
     </w:p>
     <w:p>
-      <w:pPr>
-        <w:spacing w:after="0" w:before="0"/>
-      </w:pPr>
       <w:r>
-        <w:rPr>
-          <w:b w:val="0"/>
-          <w:i w:val="0"/>
-          <w:sz w:val="22"/>
-        </w:rPr>
-        <w:t>(c) Vitamin A</w:t>
+        <w:t xml:space="preserve">(b) Leave the client unattended for hours</w:t>
       </w:r>
     </w:p>
     <w:p>
-      <w:pPr>
-        <w:spacing w:after="0" w:before="0"/>
-      </w:pPr>
       <w:r>
-        <w:rPr>
-          <w:b w:val="0"/>
-          <w:i w:val="0"/>
-          <w:sz w:val="22"/>
-        </w:rPr>
-        <w:t>(d) Vitamin K</w:t>
+        <w:t xml:space="preserve">(c) Tie knots that tighten with movement</w:t>
       </w:r>
     </w:p>
     <w:p>
-      <w:pPr>
-        <w:spacing w:after="0" w:before="40"/>
-      </w:pPr>
       <w:r>
-        <w:rPr>
-          <w:b/>
-          <w:i w:val="0"/>
-          <w:sz w:val="22"/>
-        </w:rPr>
-        <w:t>Answer: a</w:t>
+        <w:t xml:space="preserve">(d) Release them every 2 hours and check circulation</w:t>
       </w:r>
     </w:p>
     <w:p>
-      <w:pPr>
-        <w:spacing w:after="0" w:before="0"/>
-      </w:pPr>
       <w:r>
-        <w:rPr>
-          <w:b w:val="0"/>
-          <w:i w:val="0"/>
-          <w:sz w:val="21"/>
-        </w:rPr>
-        <w:t>Solution: Scurvy, caused by vitamin C deficiency, presents with bleeding gums, poor wound healing, and joint pain from defective collagen formation. Vitamin D (b) causes rickets, vitamin A (c) night blindness, and vitamin K (d) bleeding due to clotting factor defects.</w:t>
+        <w:t xml:space="preserve">Answer: d</w:t>
       </w:r>
     </w:p>
     <w:p>
-      <w:pPr>
-        <w:spacing w:after="0" w:before="0"/>
-      </w:pPr>
       <w:r>
-        <w:rPr>
-          <w:b w:val="0"/>
-          <w:i w:val="0"/>
-          <w:sz w:val="20"/>
-        </w:rPr>
-        <w:t>Positive Marks: 1</w:t>
+        <w:t xml:space="preserve">Solution: Restraints are released every 2 hours (or per policy) to check circulation, skin, and needs; knots must be quick-release and never tighten.</w:t>
       </w:r>
     </w:p>
     <w:p>
-      <w:pPr>
-        <w:spacing w:after="160" w:before="0"/>
-      </w:pPr>
       <w:r>
-        <w:rPr>
-          <w:b w:val="0"/>
-          <w:i w:val="0"/>
-          <w:sz w:val="20"/>
-        </w:rPr>
-        <w:t>Negative Marks: 0.25</w:t>
+        <w:t xml:space="preserve">Positive Marks: 1</w:t>
       </w:r>
     </w:p>
     <w:p>
-      <w:pPr>
-        <w:spacing w:after="40" w:before="120"/>
-      </w:pPr>
       <w:r>
-        <w:rPr>
-          <w:b w:val="0"/>
-          <w:i w:val="0"/>
-          <w:sz w:val="22"/>
-        </w:rPr>
-        <w:t>Question: A preschooler develops pallor, decreased urine output, and petechiae a week after bloody diarrhoea. Which condition should the nurse suspect?</w:t>
+        <w:t xml:space="preserve">Negative Marks: 0.25</w:t>
       </w:r>
     </w:p>
     <w:p>
-      <w:pPr>
-        <w:spacing w:after="0" w:before="0"/>
-      </w:pPr>
       <w:r>
-        <w:rPr>
-          <w:b w:val="0"/>
-          <w:i w:val="0"/>
-          <w:sz w:val="22"/>
-        </w:rPr>
-        <w:t>(a) Haemolytic uraemic syndrome</w:t>
+        <w:t xml:space="preserve"/>
       </w:r>
     </w:p>
     <w:p>
-      <w:pPr>
-        <w:spacing w:after="0" w:before="0"/>
-      </w:pPr>
       <w:r>
-        <w:rPr>
-          <w:b w:val="0"/>
-          <w:i w:val="0"/>
-          <w:sz w:val="22"/>
-        </w:rPr>
-        <w:t>(b) Acute glomerulonephritis</w:t>
+        <w:t xml:space="preserve">Question: Uterine involution after delivery is complete by about:</w:t>
       </w:r>
     </w:p>
     <w:p>
-      <w:pPr>
-        <w:spacing w:after="0" w:before="0"/>
-      </w:pPr>
       <w:r>
-        <w:rPr>
-          <w:b w:val="0"/>
-          <w:i w:val="0"/>
-          <w:sz w:val="22"/>
-        </w:rPr>
-        <w:t>(c) Nephrotic syndrome</w:t>
+        <w:t xml:space="preserve">(a) 1 week</w:t>
       </w:r>
     </w:p>
     <w:p>
-      <w:pPr>
-        <w:spacing w:after="0" w:before="0"/>
-      </w:pPr>
       <w:r>
-        <w:rPr>
-          <w:b w:val="0"/>
-          <w:i w:val="0"/>
-          <w:sz w:val="22"/>
-        </w:rPr>
-        <w:t>(d) Appendicitis</w:t>
+        <w:t xml:space="preserve">(b) 6 weeks</w:t>
       </w:r>
     </w:p>
     <w:p>
-      <w:pPr>
-        <w:spacing w:after="0" w:before="40"/>
-      </w:pPr>
       <w:r>
-        <w:rPr>
-          <w:b/>
-          <w:i w:val="0"/>
-          <w:sz w:val="22"/>
-        </w:rPr>
-        <w:t>Answer: a</w:t>
+        <w:t xml:space="preserve">(c) 6 months</w:t>
       </w:r>
     </w:p>
     <w:p>
-      <w:pPr>
-        <w:spacing w:after="0" w:before="0"/>
-      </w:pPr>
       <w:r>
-        <w:rPr>
-          <w:b w:val="0"/>
-          <w:i w:val="0"/>
-          <w:sz w:val="21"/>
-        </w:rPr>
-        <w:t>Solution: HUS—classically after E. coli O157:H7 gastroenteritis—presents with the triad of haemolytic anaemia, thrombocytopenia (petechiae), and acute kidney injury (decreased urine). Glomerulonephritis (b) follows strep infection with haematuria, and nephrotic syndrome (c) has oedema and proteinuria.</w:t>
+        <w:t xml:space="preserve">(d) 1 year</w:t>
       </w:r>
     </w:p>
     <w:p>
-      <w:pPr>
-        <w:spacing w:after="0" w:before="0"/>
-      </w:pPr>
       <w:r>
-        <w:rPr>
-          <w:b w:val="0"/>
-          <w:i w:val="0"/>
-          <w:sz w:val="20"/>
-        </w:rPr>
-        <w:t>Positive Marks: 1</w:t>
+        <w:t xml:space="preserve">Answer: b</w:t>
       </w:r>
     </w:p>
     <w:p>
-      <w:pPr>
-        <w:spacing w:after="160" w:before="0"/>
-      </w:pPr>
       <w:r>
-        <w:rPr>
-          <w:b w:val="0"/>
-          <w:i w:val="0"/>
-          <w:sz w:val="20"/>
-        </w:rPr>
-        <w:t>Negative Marks: 0.25</w:t>
+        <w:t xml:space="preserve">Solution: The uterus returns to its non-pregnant size by about 6 weeks postpartum through the process of involution.</w:t>
       </w:r>
     </w:p>
     <w:p>
-      <w:pPr>
-        <w:spacing w:after="40" w:before="120"/>
-      </w:pPr>
       <w:r>
-        <w:rPr>
-          <w:b w:val="0"/>
-          <w:i w:val="0"/>
-          <w:sz w:val="22"/>
-        </w:rPr>
-        <w:t>Question: A Community Health Centre in India has a bed strength of:</w:t>
+        <w:t xml:space="preserve">Positive Marks: 1</w:t>
       </w:r>
     </w:p>
     <w:p>
-      <w:pPr>
-        <w:spacing w:after="0" w:before="0"/>
-      </w:pPr>
       <w:r>
-        <w:rPr>
-          <w:b w:val="0"/>
-          <w:i w:val="0"/>
-          <w:sz w:val="22"/>
-        </w:rPr>
-        <w:t>(a) 30 beds</w:t>
+        <w:t xml:space="preserve">Negative Marks: 0.25</w:t>
       </w:r>
     </w:p>
     <w:p>
-      <w:pPr>
-        <w:spacing w:after="0" w:before="0"/>
-      </w:pPr>
       <w:r>
-        <w:rPr>
-          <w:b w:val="0"/>
-          <w:i w:val="0"/>
-          <w:sz w:val="22"/>
-        </w:rPr>
-        <w:t>(b) 10 beds</w:t>
+        <w:t xml:space="preserve"/>
       </w:r>
     </w:p>
     <w:p>
-      <w:pPr>
-        <w:spacing w:after="0" w:before="0"/>
-      </w:pPr>
       <w:r>
-        <w:rPr>
-          <w:b w:val="0"/>
-          <w:i w:val="0"/>
-          <w:sz w:val="22"/>
-        </w:rPr>
-        <w:t>(c) 50 beds</w:t>
+        <w:t xml:space="preserve">Question: According to WHO, a child with some dehydration is treated with:</w:t>
       </w:r>
     </w:p>
     <w:p>
-      <w:pPr>
-        <w:spacing w:after="0" w:before="0"/>
-      </w:pPr>
       <w:r>
-        <w:rPr>
-          <w:b w:val="0"/>
-          <w:i w:val="0"/>
-          <w:sz w:val="22"/>
-        </w:rPr>
-        <w:t>(d) 100 beds</w:t>
+        <w:t xml:space="preserve">(a) Plan A (home fluids only)</w:t>
       </w:r>
     </w:p>
     <w:p>
-      <w:pPr>
-        <w:spacing w:after="0" w:before="40"/>
-      </w:pPr>
       <w:r>
-        <w:rPr>
-          <w:b/>
-          <w:i w:val="0"/>
-          <w:sz w:val="22"/>
-        </w:rPr>
-        <w:t>Answer: a</w:t>
+        <w:t xml:space="preserve">(b) No treatment</w:t>
       </w:r>
     </w:p>
     <w:p>
-      <w:pPr>
-        <w:spacing w:after="0" w:before="0"/>
-      </w:pPr>
       <w:r>
-        <w:rPr>
-          <w:b w:val="0"/>
-          <w:i w:val="0"/>
-          <w:sz w:val="21"/>
-        </w:rPr>
-        <w:t>Solution: A CHC is a 30-bed facility with four specialists, serving a population of about 1,20,000 in plains and 80,000 in hilly areas. The other figures do not match CHC norms.</w:t>
+        <w:t xml:space="preserve">(c) Plan B (ORS under supervision)</w:t>
       </w:r>
     </w:p>
     <w:p>
-      <w:pPr>
-        <w:spacing w:after="0" w:before="0"/>
-      </w:pPr>
       <w:r>
-        <w:rPr>
-          <w:b w:val="0"/>
-          <w:i w:val="0"/>
-          <w:sz w:val="20"/>
-        </w:rPr>
-        <w:t>Positive Marks: 1</w:t>
+        <w:t xml:space="preserve">(d) Plan C (IV fluids only)</w:t>
       </w:r>
     </w:p>
     <w:p>
-      <w:pPr>
-        <w:spacing w:after="160" w:before="0"/>
-      </w:pPr>
       <w:r>
-        <w:rPr>
-          <w:b w:val="0"/>
-          <w:i w:val="0"/>
-          <w:sz w:val="20"/>
-        </w:rPr>
-        <w:t>Negative Marks: 0.25</w:t>
+        <w:t xml:space="preserve">Answer: c</w:t>
       </w:r>
     </w:p>
     <w:p>
-      <w:pPr>
-        <w:spacing w:after="40" w:before="120"/>
-      </w:pPr>
       <w:r>
-        <w:rPr>
-          <w:b w:val="0"/>
-          <w:i w:val="0"/>
-          <w:sz w:val="22"/>
-        </w:rPr>
-        <w:t>Question: Which statement about female sterilization (tubectomy) is correct?</w:t>
+        <w:t xml:space="preserve">Solution: Plan B gives ORS under supervision for some dehydration; Plan A is home prevention and Plan C is IV fluids for severe dehydration.</w:t>
       </w:r>
     </w:p>
     <w:p>
-      <w:pPr>
-        <w:spacing w:after="0" w:before="0"/>
-      </w:pPr>
       <w:r>
-        <w:rPr>
-          <w:b w:val="0"/>
-          <w:i w:val="0"/>
-          <w:sz w:val="22"/>
-        </w:rPr>
-        <w:t>(a) It involves ligation or occlusion of the fallopian tubes</w:t>
+        <w:t xml:space="preserve">Positive Marks: 1</w:t>
       </w:r>
     </w:p>
     <w:p>
-      <w:pPr>
-        <w:spacing w:after="0" w:before="0"/>
-      </w:pPr>
       <w:r>
-        <w:rPr>
-          <w:b w:val="0"/>
-          <w:i w:val="0"/>
-          <w:sz w:val="22"/>
-        </w:rPr>
-        <w:t>(b) It is easily reversible by medication</w:t>
+        <w:t xml:space="preserve">Negative Marks: 0.25</w:t>
       </w:r>
     </w:p>
     <w:p>
-      <w:pPr>
-        <w:spacing w:after="0" w:before="0"/>
-      </w:pPr>
       <w:r>
-        <w:rPr>
-          <w:b w:val="0"/>
-          <w:i w:val="0"/>
-          <w:sz w:val="22"/>
-        </w:rPr>
-        <w:t>(c) It is effective only for 3 years</w:t>
+        <w:t xml:space="preserve"/>
       </w:r>
     </w:p>
     <w:p>
-      <w:pPr>
-        <w:spacing w:after="0" w:before="0"/>
-      </w:pPr>
       <w:r>
-        <w:rPr>
-          <w:b w:val="0"/>
-          <w:i w:val="0"/>
-          <w:sz w:val="22"/>
-        </w:rPr>
-        <w:t>(d) It can be performed only during pregnancy</w:t>
+        <w:t xml:space="preserve">Question: Benzodiazepines are used in anxiety disorders primarily because they:</w:t>
       </w:r>
     </w:p>
     <w:p>
-      <w:pPr>
-        <w:spacing w:after="0" w:before="40"/>
-      </w:pPr>
       <w:r>
-        <w:rPr>
-          <w:b/>
-          <w:i w:val="0"/>
-          <w:sz w:val="22"/>
-        </w:rPr>
-        <w:t>Answer: a</w:t>
+        <w:t xml:space="preserve">(a) Enhance GABA, producing calming effects</w:t>
       </w:r>
     </w:p>
     <w:p>
-      <w:pPr>
-        <w:spacing w:after="0" w:before="0"/>
-      </w:pPr>
       <w:r>
-        <w:rPr>
-          <w:b w:val="0"/>
-          <w:i w:val="0"/>
-          <w:sz w:val="21"/>
-        </w:rPr>
-        <w:t>Solution: Tubectomy occludes the fallopian tubes, permanently preventing fertilization; reversal requires major surgery and is not always successful. It is not reversible by drugs (b) and can be done in the postpartum or interval period (d).</w:t>
+        <w:t xml:space="preserve">(b) Increase dopamine</w:t>
       </w:r>
     </w:p>
     <w:p>
-      <w:pPr>
-        <w:spacing w:after="0" w:before="0"/>
-      </w:pPr>
       <w:r>
-        <w:rPr>
-          <w:b w:val="0"/>
-          <w:i w:val="0"/>
-          <w:sz w:val="20"/>
-        </w:rPr>
-        <w:t>Positive Marks: 1</w:t>
+        <w:t xml:space="preserve">(c) Block serotonin</w:t>
       </w:r>
     </w:p>
     <w:p>
-      <w:pPr>
-        <w:spacing w:after="160" w:before="0"/>
-      </w:pPr>
       <w:r>
-        <w:rPr>
-          <w:b w:val="0"/>
-          <w:i w:val="0"/>
-          <w:sz w:val="20"/>
-        </w:rPr>
-        <w:t>Negative Marks: 0.25</w:t>
+        <w:t xml:space="preserve">(d) Stimulate the sympathetic system</w:t>
       </w:r>
     </w:p>
     <w:p>
-      <w:pPr>
-        <w:spacing w:after="40" w:before="120"/>
-      </w:pPr>
       <w:r>
-        <w:rPr>
-          <w:b w:val="0"/>
-          <w:i w:val="0"/>
-          <w:sz w:val="22"/>
-        </w:rPr>
-        <w:t>Question: To diagnose filariasis, the blood smear should preferably be collected:</w:t>
+        <w:t xml:space="preserve">Answer: a</w:t>
       </w:r>
     </w:p>
     <w:p>
-      <w:pPr>
-        <w:spacing w:after="0" w:before="0"/>
-      </w:pPr>
       <w:r>
-        <w:rPr>
-          <w:b w:val="0"/>
-          <w:i w:val="0"/>
-          <w:sz w:val="22"/>
-        </w:rPr>
-        <w:t>(a) Between 10 pm and 2 am</w:t>
+        <w:t xml:space="preserve">Solution: Benzodiazepines potentiate GABA, the main inhibitory neurotransmitter, producing sedation and anxiolysis.</w:t>
       </w:r>
     </w:p>
     <w:p>
-      <w:pPr>
-        <w:spacing w:after="0" w:before="0"/>
-      </w:pPr>
       <w:r>
-        <w:rPr>
-          <w:b w:val="0"/>
-          <w:i w:val="0"/>
-          <w:sz w:val="22"/>
-        </w:rPr>
-        <w:t>(b) Immediately after a meal</w:t>
+        <w:t xml:space="preserve">Positive Marks: 1</w:t>
       </w:r>
     </w:p>
     <w:p>
-      <w:pPr>
-        <w:spacing w:after="0" w:before="0"/>
-      </w:pPr>
       <w:r>
-        <w:rPr>
-          <w:b w:val="0"/>
-          <w:i w:val="0"/>
-          <w:sz w:val="22"/>
-        </w:rPr>
-        <w:t>(c) In the early morning on waking</w:t>
+        <w:t xml:space="preserve">Negative Marks: 0.25</w:t>
       </w:r>
     </w:p>
     <w:p>
-      <w:pPr>
-        <w:spacing w:after="0" w:before="0"/>
-      </w:pPr>
       <w:r>
-        <w:rPr>
-          <w:b w:val="0"/>
-          <w:i w:val="0"/>
-          <w:sz w:val="22"/>
-        </w:rPr>
-        <w:t>(d) Anytime during the day</w:t>
+        <w:t xml:space="preserve"/>
       </w:r>
     </w:p>
     <w:p>
-      <w:pPr>
-        <w:spacing w:after="0" w:before="40"/>
-      </w:pPr>
       <w:r>
-        <w:rPr>
-          <w:b/>
-          <w:i w:val="0"/>
-          <w:sz w:val="22"/>
-        </w:rPr>
-        <w:t>Answer: a</w:t>
+        <w:t xml:space="preserve">Question: RCH stands for:</w:t>
       </w:r>
     </w:p>
     <w:p>
-      <w:pPr>
-        <w:spacing w:after="0" w:before="0"/>
-      </w:pPr>
       <w:r>
-        <w:rPr>
-          <w:b w:val="0"/>
-          <w:i w:val="0"/>
-          <w:sz w:val="21"/>
-        </w:rPr>
-        <w:t>Solution: Wuchereria bancrofti microfilariae show nocturnal periodicity, appearing in peripheral blood at night around 10 pm to 2 am, so night blood smears maximize detection. Day samples (d) may be falsely negative.</w:t>
+        <w:t xml:space="preserve">(a) Rural Community Health</w:t>
       </w:r>
     </w:p>
     <w:p>
-      <w:pPr>
-        <w:spacing w:after="0" w:before="0"/>
-      </w:pPr>
       <w:r>
-        <w:rPr>
-          <w:b w:val="0"/>
-          <w:i w:val="0"/>
-          <w:sz w:val="20"/>
-        </w:rPr>
-        <w:t>Positive Marks: 1</w:t>
+        <w:t xml:space="preserve">(b) Regional Child Hospital</w:t>
       </w:r>
     </w:p>
     <w:p>
-      <w:pPr>
-        <w:spacing w:after="160" w:before="0"/>
-      </w:pPr>
       <w:r>
-        <w:rPr>
-          <w:b w:val="0"/>
-          <w:i w:val="0"/>
-          <w:sz w:val="20"/>
-        </w:rPr>
-        <w:t>Negative Marks: 0.25</w:t>
+        <w:t xml:space="preserve">(c) Rapid Community Health</w:t>
       </w:r>
     </w:p>
     <w:p>
-      <w:pPr>
-        <w:spacing w:after="40" w:before="120"/>
-      </w:pPr>
       <w:r>
-        <w:rPr>
-          <w:b w:val="0"/>
-          <w:i w:val="0"/>
-          <w:sz w:val="22"/>
-        </w:rPr>
-        <w:t>Question: Which task is appropriate for the nurse to delegate to an unlicensed assistive personnel (UAP)?</w:t>
+        <w:t xml:space="preserve">(d) Reproductive and Child Health</w:t>
       </w:r>
     </w:p>
     <w:p>
-      <w:pPr>
-        <w:spacing w:after="0" w:before="0"/>
-      </w:pPr>
       <w:r>
-        <w:rPr>
-          <w:b w:val="0"/>
-          <w:i w:val="0"/>
-          <w:sz w:val="22"/>
-        </w:rPr>
-        <w:t>(a) Measuring vital signs of a stable client</w:t>
+        <w:t xml:space="preserve">Answer: d</w:t>
       </w:r>
     </w:p>
     <w:p>
-      <w:pPr>
-        <w:spacing w:after="0" w:before="0"/>
-      </w:pPr>
       <w:r>
-        <w:rPr>
-          <w:b w:val="0"/>
-          <w:i w:val="0"/>
-          <w:sz w:val="22"/>
-        </w:rPr>
-        <w:t>(b) Performing the initial nursing assessment</w:t>
+        <w:t xml:space="preserve">Solution: The RCH program provides reproductive, maternal, newborn, child, and adolescent health services.</w:t>
       </w:r>
     </w:p>
     <w:p>
-      <w:pPr>
-        <w:spacing w:after="0" w:before="0"/>
-      </w:pPr>
       <w:r>
-        <w:rPr>
-          <w:b w:val="0"/>
-          <w:i w:val="0"/>
-          <w:sz w:val="22"/>
-        </w:rPr>
-        <w:t>(c) Administering intravenous medications</w:t>
+        <w:t xml:space="preserve">Positive Marks: 1</w:t>
       </w:r>
     </w:p>
     <w:p>
-      <w:pPr>
-        <w:spacing w:after="0" w:before="0"/>
-      </w:pPr>
       <w:r>
-        <w:rPr>
-          <w:b w:val="0"/>
-          <w:i w:val="0"/>
-          <w:sz w:val="22"/>
-        </w:rPr>
-        <w:t>(d) Teaching a client about insulin injection</w:t>
+        <w:t xml:space="preserve">Negative Marks: 0.25</w:t>
       </w:r>
     </w:p>
     <w:p>
-      <w:pPr>
-        <w:spacing w:after="0" w:before="40"/>
-      </w:pPr>
       <w:r>
-        <w:rPr>
-          <w:b/>
-          <w:i w:val="0"/>
-          <w:sz w:val="22"/>
-        </w:rPr>
-        <w:t>Answer: a</w:t>
+        <w:t xml:space="preserve"/>
       </w:r>
     </w:p>
     <w:p>
-      <w:pPr>
-        <w:spacing w:after="0" w:before="0"/>
-      </w:pPr>
       <w:r>
-        <w:rPr>
-          <w:b w:val="0"/>
-          <w:i w:val="0"/>
-          <w:sz w:val="21"/>
-        </w:rPr>
-        <w:t>Solution: Vital signs on a stable client are a routine task safely delegated to UAP. Assessment (b), medication administration (c), and teaching (d) require the knowledge and judgment of a licensed nurse.</w:t>
+        <w:t xml:space="preserve">Question: A common side effect of first-generation antihistamines such as diphenhydramine is:</w:t>
       </w:r>
     </w:p>
     <w:p>
-      <w:pPr>
-        <w:spacing w:after="0" w:before="0"/>
-      </w:pPr>
       <w:r>
-        <w:rPr>
-          <w:b w:val="0"/>
-          <w:i w:val="0"/>
-          <w:sz w:val="20"/>
-        </w:rPr>
-        <w:t>Positive Marks: 1</w:t>
+        <w:t xml:space="preserve">(a) Insomnia</w:t>
       </w:r>
     </w:p>
     <w:p>
-      <w:pPr>
-        <w:spacing w:after="160" w:before="0"/>
-      </w:pPr>
       <w:r>
-        <w:rPr>
-          <w:b w:val="0"/>
-          <w:i w:val="0"/>
-          <w:sz w:val="20"/>
-        </w:rPr>
-        <w:t>Negative Marks: 0.25</w:t>
+        <w:t xml:space="preserve">(b) Drowsiness</w:t>
       </w:r>
     </w:p>
     <w:p>
-      <w:pPr>
-        <w:spacing w:after="40" w:before="120"/>
-      </w:pPr>
       <w:r>
-        <w:rPr>
-          <w:b w:val="0"/>
-          <w:i w:val="0"/>
-          <w:sz w:val="22"/>
-        </w:rPr>
-        <w:t>Question: In a research study, a variable that is associated with both the exposure and the outcome and distorts the true relationship is called a:</w:t>
+        <w:t xml:space="preserve">(c) Hypertension</w:t>
       </w:r>
     </w:p>
     <w:p>
-      <w:pPr>
-        <w:spacing w:after="0" w:before="0"/>
-      </w:pPr>
       <w:r>
-        <w:rPr>
-          <w:b w:val="0"/>
-          <w:i w:val="0"/>
-          <w:sz w:val="22"/>
-        </w:rPr>
-        <w:t>(a) Confounding variable</w:t>
+        <w:t xml:space="preserve">(d) Diarrhea</w:t>
       </w:r>
     </w:p>
     <w:p>
-      <w:pPr>
-        <w:spacing w:after="0" w:before="0"/>
-      </w:pPr>
       <w:r>
-        <w:rPr>
-          <w:b w:val="0"/>
-          <w:i w:val="0"/>
-          <w:sz w:val="22"/>
-        </w:rPr>
-        <w:t>(b) Dependent variable</w:t>
+        <w:t xml:space="preserve">Answer: b</w:t>
       </w:r>
     </w:p>
     <w:p>
-      <w:pPr>
-        <w:spacing w:after="0" w:before="0"/>
-      </w:pPr>
       <w:r>
-        <w:rPr>
-          <w:b w:val="0"/>
-          <w:i w:val="0"/>
-          <w:sz w:val="22"/>
-        </w:rPr>
-        <w:t>(c) Independent variable</w:t>
+        <w:t xml:space="preserve">Solution: First-generation antihistamines cross the blood-brain barrier and cause marked sedation; newer agents are less sedating.</w:t>
       </w:r>
     </w:p>
     <w:p>
-      <w:pPr>
-        <w:spacing w:after="0" w:before="0"/>
-      </w:pPr>
       <w:r>
-        <w:rPr>
-          <w:b w:val="0"/>
-          <w:i w:val="0"/>
-          <w:sz w:val="22"/>
-        </w:rPr>
-        <w:t>(d) Control variable</w:t>
+        <w:t xml:space="preserve">Positive Marks: 1</w:t>
       </w:r>
     </w:p>
     <w:p>
-      <w:pPr>
-        <w:spacing w:after="0" w:before="40"/>
-      </w:pPr>
       <w:r>
-        <w:rPr>
-          <w:b/>
-          <w:i w:val="0"/>
-          <w:sz w:val="22"/>
-        </w:rPr>
-        <w:t>Answer: a</w:t>
+        <w:t xml:space="preserve">Negative Marks: 0.25</w:t>
       </w:r>
     </w:p>
     <w:p>
-      <w:pPr>
-        <w:spacing w:after="0" w:before="0"/>
-      </w:pPr>
       <w:r>
-        <w:rPr>
-          <w:b w:val="0"/>
-          <w:i w:val="0"/>
-          <w:sz w:val="21"/>
-        </w:rPr>
-        <w:t>Solution: A confounding variable is extraneous but linked to both the exposure and the outcome, creating a spurious association. The independent variable (c) is the exposure and the dependent variable (b) is the outcome.</w:t>
+        <w:t xml:space="preserve"/>
       </w:r>
     </w:p>
     <w:p>
-      <w:pPr>
-        <w:spacing w:after="0" w:before="0"/>
-      </w:pPr>
       <w:r>
-        <w:rPr>
-          <w:b w:val="0"/>
-          <w:i w:val="0"/>
-          <w:sz w:val="20"/>
-        </w:rPr>
-        <w:t>Positive Marks: 1</w:t>
+        <w:t xml:space="preserve">Question: The "rest and digest" activities of the body are controlled by the:</w:t>
       </w:r>
     </w:p>
     <w:p>
-      <w:pPr>
-        <w:spacing w:after="160" w:before="0"/>
-      </w:pPr>
       <w:r>
-        <w:rPr>
-          <w:b w:val="0"/>
-          <w:i w:val="0"/>
-          <w:sz w:val="20"/>
-        </w:rPr>
-        <w:t>Negative Marks: 0.25</w:t>
+        <w:t xml:space="preserve">(a) Somatic nervous system</w:t>
       </w:r>
     </w:p>
     <w:p>
-      <w:pPr>
-        <w:spacing w:after="40" w:before="120"/>
-      </w:pPr>
       <w:r>
-        <w:rPr>
-          <w:b w:val="0"/>
-          <w:i w:val="0"/>
-          <w:sz w:val="22"/>
-        </w:rPr>
-        <w:t>Question: Which is a feature of microteaching?</w:t>
+        <w:t xml:space="preserve">(b) Sympathetic nervous system</w:t>
       </w:r>
     </w:p>
     <w:p>
-      <w:pPr>
-        <w:spacing w:after="0" w:before="0"/>
-      </w:pPr>
       <w:r>
-        <w:rPr>
-          <w:b w:val="0"/>
-          <w:i w:val="0"/>
-          <w:sz w:val="22"/>
-        </w:rPr>
-        <w:t>(a) A short 5-10 minute lesson focused on one skill with immediate feedback</w:t>
+        <w:t xml:space="preserve">(c) Parasympathetic nervous system</w:t>
       </w:r>
     </w:p>
     <w:p>
-      <w:pPr>
-        <w:spacing w:after="0" w:before="0"/>
-      </w:pPr>
       <w:r>
-        <w:rPr>
-          <w:b w:val="0"/>
-          <w:i w:val="0"/>
-          <w:sz w:val="22"/>
-        </w:rPr>
-        <w:t>(b) A full-hour lecture delivered to a large class</w:t>
+        <w:t xml:space="preserve">(d) Enteric reflexes only</w:t>
       </w:r>
     </w:p>
     <w:p>
-      <w:pPr>
-        <w:spacing w:after="0" w:before="0"/>
-      </w:pPr>
       <w:r>
-        <w:rPr>
-          <w:b w:val="0"/>
-          <w:i w:val="0"/>
-          <w:sz w:val="22"/>
-        </w:rPr>
-        <w:t>(c) Teaching without any evaluation</w:t>
+        <w:t xml:space="preserve">Answer: c</w:t>
       </w:r>
     </w:p>
     <w:p>
-      <w:pPr>
-        <w:spacing w:after="0" w:before="0"/>
-      </w:pPr>
       <w:r>
-        <w:rPr>
-          <w:b w:val="0"/>
-          <w:i w:val="0"/>
-          <w:sz w:val="22"/>
-        </w:rPr>
-        <w:t>(d) Conducting classes in a real hospital ward only</w:t>
+        <w:t xml:space="preserve">Solution: The parasympathetic system conserves energy — slowing the heart and stimulating digestion; the sympathetic system mediates "fight or flight."</w:t>
       </w:r>
     </w:p>
     <w:p>
-      <w:pPr>
-        <w:spacing w:after="0" w:before="40"/>
-      </w:pPr>
       <w:r>
-        <w:rPr>
-          <w:b/>
-          <w:i w:val="0"/>
-          <w:sz w:val="22"/>
-        </w:rPr>
-        <w:t>Answer: a</w:t>
+        <w:t xml:space="preserve">Positive Marks: 1</w:t>
       </w:r>
     </w:p>
     <w:p>
-      <w:pPr>
-        <w:spacing w:after="0" w:before="0"/>
-      </w:pPr>
       <w:r>
-        <w:rPr>
-          <w:b w:val="0"/>
-          <w:i w:val="0"/>
-          <w:sz w:val="21"/>
-        </w:rPr>
-        <w:t>Solution: Microteaching scales teaching down: a small group, a brief 5-10 minute lesson, one specific skill, and immediate supervisor or peer feedback for improvement. The other options describe conventional teaching.</w:t>
+        <w:t xml:space="preserve">Negative Marks: 0.25</w:t>
       </w:r>
     </w:p>
     <w:p>
-      <w:pPr>
-        <w:spacing w:after="0" w:before="0"/>
-      </w:pPr>
       <w:r>
-        <w:rPr>
-          <w:b w:val="0"/>
-          <w:i w:val="0"/>
-          <w:sz w:val="20"/>
-        </w:rPr>
-        <w:t>Positive Marks: 1</w:t>
+        <w:t xml:space="preserve"/>
       </w:r>
     </w:p>
     <w:p>
-      <w:pPr>
-        <w:spacing w:after="160" w:before="0"/>
-      </w:pPr>
       <w:r>
-        <w:rPr>
-          <w:b w:val="0"/>
-          <w:i w:val="0"/>
-          <w:sz w:val="20"/>
-        </w:rPr>
-        <w:t>Negative Marks: 0.25</w:t>
+        <w:t xml:space="preserve">Question: The first sign of an acute hemolytic transfusion reaction is usually:</w:t>
+      </w:r>
+    </w:p>
+    <w:p>
+      <w:r>
+        <w:t xml:space="preserve">(a) Fever and chills</w:t>
+      </w:r>
+    </w:p>
+    <w:p>
+      <w:r>
+        <w:t xml:space="preserve">(b) Bradycardia</w:t>
+      </w:r>
+    </w:p>
+    <w:p>
+      <w:r>
+        <w:t xml:space="preserve">(c) Constipation</w:t>
+      </w:r>
+    </w:p>
+    <w:p>
+      <w:r>
+        <w:t xml:space="preserve">(d) Improved color</w:t>
+      </w:r>
+    </w:p>
+    <w:p>
+      <w:r>
+        <w:t xml:space="preserve">Answer: a</w:t>
+      </w:r>
+    </w:p>
+    <w:p>
+      <w:r>
+        <w:t xml:space="preserve">Solution: Fever, chills, flushing, and back pain signal a transfusion reaction — the transfusion is stopped immediately and the physician notified.</w:t>
+      </w:r>
+    </w:p>
+    <w:p>
+      <w:r>
+        <w:t xml:space="preserve">Positive Marks: 1</w:t>
+      </w:r>
+    </w:p>
+    <w:p>
+      <w:r>
+        <w:t xml:space="preserve">Negative Marks: 0.25</w:t>
+      </w:r>
+    </w:p>
+    <w:p>
+      <w:r>
+        <w:t xml:space="preserve"/>
+      </w:r>
+    </w:p>
+    <w:p>
+      <w:r>
+        <w:t xml:space="preserve">Question: For a low-birth-weight baby who cannot suck, the preferred feeding method is:</w:t>
+      </w:r>
+    </w:p>
+    <w:p>
+      <w:r>
+        <w:t xml:space="preserve">(a) Intravenous feeding only</w:t>
+      </w:r>
+    </w:p>
+    <w:p>
+      <w:r>
+        <w:t xml:space="preserve">(b) Forced spoon feeding</w:t>
+      </w:r>
+    </w:p>
+    <w:p>
+      <w:r>
+        <w:t xml:space="preserve">(c) Cow's milk in a bottle</w:t>
+      </w:r>
+    </w:p>
+    <w:p>
+      <w:r>
+        <w:t xml:space="preserve">(d) Expressed breast milk by cup, spoon, or tube</w:t>
+      </w:r>
+    </w:p>
+    <w:p>
+      <w:r>
+        <w:t xml:space="preserve">Answer: d</w:t>
+      </w:r>
+    </w:p>
+    <w:p>
+      <w:r>
+        <w:t xml:space="preserve">Solution: Expressed breast milk fed by cup, spoon, or gavage gives the preterm infant breast milk's benefits when sucking is weak.</w:t>
+      </w:r>
+    </w:p>
+    <w:p>
+      <w:r>
+        <w:t xml:space="preserve">Positive Marks: 1</w:t>
+      </w:r>
+    </w:p>
+    <w:p>
+      <w:r>
+        <w:t xml:space="preserve">Negative Marks: 0.25</w:t>
       </w:r>
     </w:p>
     <w:sectPr>
       <w:pgSz w:w="12240" w:h="15840"/>
-      <w:pgMar w:top="864" w:right="1008" w:bottom="864" w:left="1008" w:header="720" w:footer="720" w:gutter="0"/>
+      <w:pgMar w:top="1440" w:right="1800" w:bottom="1440" w:left="1800" w:header="720" w:footer="720" w:gutter="0"/>
       <w:cols w:space="720"/>
       <w:docGrid w:linePitch="360"/>
     </w:sectPr>
@@ -2715,10 +1365,6 @@
     <w:name w:val="Normal"/>
     <w:qFormat/>
     <w:rsid w:val="00FC693F"/>
-    <w:rPr>
-      <w:rFonts w:ascii="Calibri" w:hAnsi="Calibri"/>
-      <w:sz w:val="22"/>
-    </w:rPr>
   </w:style>
   <w:style w:type="paragraph" w:styleId="Header">
     <w:name w:val="header"/>
